--- a/resumen-videos/resultados/TC_09_Bolus_tracking/TC_09_Bolus_tracking.docx
+++ b/resumen-videos/resultados/TC_09_Bolus_tracking/TC_09_Bolus_tracking.docx
@@ -419,7 +419,7 @@
                 <w:sz w:val="20"/>
               </w:rPr>
               <w:tab/>
-              <w:t>00:15 · pág. 3</w:t>
+              <w:t>00:15 · pág. 4</w:t>
             </w:r>
           </w:p>
         </w:tc>
@@ -467,7 +467,7 @@
                 <w:sz w:val="20"/>
               </w:rPr>
               <w:tab/>
-              <w:t>01:00 · pág. 3</w:t>
+              <w:t>01:00 · pág. 5</w:t>
             </w:r>
           </w:p>
         </w:tc>
@@ -545,7 +545,7 @@
                 <w:sz w:val="20"/>
               </w:rPr>
               <w:tab/>
-              <w:t>01:38 · pág. 4</w:t>
+              <w:t>01:38 · pág. 6</w:t>
             </w:r>
           </w:p>
         </w:tc>
@@ -593,7 +593,7 @@
                 <w:sz w:val="20"/>
               </w:rPr>
               <w:tab/>
-              <w:t>01:45 · pág. 4</w:t>
+              <w:t>01:45 · pág. 7</w:t>
             </w:r>
           </w:p>
         </w:tc>
@@ -641,7 +641,7 @@
                 <w:sz w:val="20"/>
               </w:rPr>
               <w:tab/>
-              <w:t>02:04 · pág. 4</w:t>
+              <w:t>02:04 · pág. 8</w:t>
             </w:r>
           </w:p>
         </w:tc>
@@ -689,7 +689,7 @@
                 <w:sz w:val="20"/>
               </w:rPr>
               <w:tab/>
-              <w:t>02:12 · pág. 5</w:t>
+              <w:t>02:12 · pág. 9</w:t>
             </w:r>
           </w:p>
         </w:tc>
@@ -737,7 +737,7 @@
                 <w:sz w:val="20"/>
               </w:rPr>
               <w:tab/>
-              <w:t>02:37 · pág. 5</w:t>
+              <w:t>02:37 · pág. 10</w:t>
             </w:r>
           </w:p>
         </w:tc>
@@ -815,7 +815,7 @@
                 <w:sz w:val="20"/>
               </w:rPr>
               <w:tab/>
-              <w:t>03:30 · pág. 5</w:t>
+              <w:t>03:30 · pág. 11</w:t>
             </w:r>
           </w:p>
         </w:tc>
@@ -863,7 +863,7 @@
                 <w:sz w:val="20"/>
               </w:rPr>
               <w:tab/>
-              <w:t>04:42 · pág. 6</w:t>
+              <w:t>04:42 · pág. 12</w:t>
             </w:r>
           </w:p>
         </w:tc>
@@ -911,7 +911,7 @@
                 <w:sz w:val="20"/>
               </w:rPr>
               <w:tab/>
-              <w:t>05:16 · pág. 6</w:t>
+              <w:t>05:16 · pág. 13</w:t>
             </w:r>
           </w:p>
         </w:tc>
@@ -919,12 +919,24 @@
     </w:tbl>
     <w:p>
       <w:pPr>
-        <w:pageBreakBefore/>
+        <w:sectPr>
+          <w:footerReference w:type="default" r:id="rId9"/>
+          <w:pgSz w:w="11906" w:h="16838"/>
+          <w:pgMar w:top="567" w:right="567" w:bottom="567" w:left="567" w:header="283" w:footer="283" w:gutter="0"/>
+          <w:cols w:space="720"/>
+          <w:titlePg/>
+          <w:docGrid w:linePitch="360"/>
+        </w:sectPr>
+      </w:pPr>
+    </w:p>
+    <w:p>
+      <w:pPr>
+        <w:pageBreakBefore w:val="0"/>
         <w:pBdr>
           <w:bottom w:val="single" w:sz="4" w:space="2" w:color="BBBBBB"/>
         </w:pBdr>
         <w:tabs>
-          <w:tab w:pos="10772" w:val="right"/>
+          <w:tab w:pos="15704" w:val="right"/>
         </w:tabs>
         <w:spacing w:before="0" w:after="80" w:line="192" w:lineRule="exact"/>
       </w:pPr>
@@ -945,7 +957,7 @@
           <w:sz w:val="16"/>
         </w:rPr>
         <w:tab/>
-        <w:t>Pasos 1–3 de 11</w:t>
+        <w:t>Paso 1 de 11</w:t>
       </w:r>
     </w:p>
     <w:tbl>
@@ -962,15 +974,15 @@
         <w:tblLook w:firstColumn="1" w:firstRow="1" w:lastColumn="0" w:lastRow="0" w:noHBand="0" w:noVBand="1" w:val="04A0"/>
       </w:tblPr>
       <w:tblGrid>
-        <w:gridCol w:w="10772"/>
+        <w:gridCol w:w="15704"/>
       </w:tblGrid>
       <w:tr>
         <w:trPr>
-          <w:trHeight w:val="4876" w:hRule="exact"/>
+          <w:trHeight w:val="10148" w:hRule="exact"/>
         </w:trPr>
         <w:tc>
           <w:tcPr>
-            <w:tcW w:type="dxa" w:w="10772"/>
+            <w:tcW w:type="dxa" w:w="15704"/>
             <w:vAlign w:val="top"/>
           </w:tcPr>
           <w:p>
@@ -987,7 +999,7 @@
               </w:rPr>
               <w:drawing>
                 <wp:inline xmlns:a="http://schemas.openxmlformats.org/drawingml/2006/main" xmlns:pic="http://schemas.openxmlformats.org/drawingml/2006/picture">
-                  <wp:extent cx="4180551" cy="2351560"/>
+                  <wp:extent cx="9279111" cy="5219500"/>
                   <wp:docPr id="1" name="Picture 1"/>
                   <wp:cNvGraphicFramePr>
                     <a:graphicFrameLocks noChangeAspect="1"/>
@@ -1008,7 +1020,7 @@
                         <pic:spPr>
                           <a:xfrm>
                             <a:off x="0" y="0"/>
-                            <a:ext cx="4180551" cy="2351560"/>
+                            <a:ext cx="9279111" cy="5219500"/>
                           </a:xfrm>
                           <a:prstGeom prst="rect"/>
                         </pic:spPr>
@@ -1021,55 +1033,113 @@
           </w:p>
           <w:p>
             <w:pPr>
-              <w:spacing w:before="0" w:after="20" w:line="192" w:lineRule="exact"/>
+              <w:spacing w:before="0" w:after="20" w:line="216" w:lineRule="exact"/>
             </w:pPr>
             <w:r>
               <w:rPr>
                 <w:b w:val="0"/>
                 <w:i w:val="0"/>
                 <w:color w:val="666666"/>
-                <w:sz w:val="16"/>
+                <w:sz w:val="18"/>
               </w:rPr>
               <w:t>PASO 1 · SELECCIÓN DE PROTOCOLO · 00:08</w:t>
             </w:r>
           </w:p>
           <w:p>
             <w:pPr>
-              <w:spacing w:before="0" w:after="20" w:line="276" w:lineRule="exact"/>
+              <w:spacing w:before="0" w:after="20" w:line="360" w:lineRule="exact"/>
             </w:pPr>
             <w:r>
               <w:rPr>
                 <w:b/>
                 <w:i w:val="0"/>
                 <w:color w:val="111111"/>
-                <w:sz w:val="23"/>
+                <w:sz w:val="30"/>
               </w:rPr>
               <w:t>Seleccionar el protocolo de adquisición</w:t>
             </w:r>
           </w:p>
           <w:p>
             <w:pPr>
-              <w:spacing w:before="0" w:after="0" w:line="228" w:lineRule="exact"/>
+              <w:spacing w:before="0" w:after="0" w:line="276" w:lineRule="exact"/>
             </w:pPr>
             <w:r>
               <w:rPr>
                 <w:b w:val="0"/>
                 <w:i w:val="0"/>
                 <w:color w:val="222222"/>
-                <w:sz w:val="19"/>
+                <w:sz w:val="23"/>
               </w:rPr>
               <w:t>Se selecciona el protocolo 'HIGADO 2 FASES' (código 170 SU/FF L) para configurar la adquisición de imágenes con Bolus Tracking (SureStart).</w:t>
             </w:r>
           </w:p>
         </w:tc>
       </w:tr>
+    </w:tbl>
+    <w:p>
+      <w:pPr>
+        <w:sectPr>
+          <w:pgSz w:w="16838" w:h="11906" w:orient="landscape"/>
+          <w:pgMar w:top="567" w:right="567" w:bottom="567" w:left="567" w:header="283" w:footer="283" w:gutter="0"/>
+          <w:cols w:space="720"/>
+          <w:docGrid w:linePitch="360"/>
+        </w:sectPr>
+      </w:pPr>
+    </w:p>
+    <w:p>
+      <w:pPr>
+        <w:pageBreakBefore w:val="0"/>
+        <w:pBdr>
+          <w:bottom w:val="single" w:sz="4" w:space="2" w:color="BBBBBB"/>
+        </w:pBdr>
+        <w:tabs>
+          <w:tab w:pos="15704" w:val="right"/>
+        </w:tabs>
+        <w:spacing w:before="0" w:after="80" w:line="192" w:lineRule="exact"/>
+      </w:pPr>
+      <w:r>
+        <w:rPr>
+          <w:b w:val="0"/>
+          <w:i w:val="0"/>
+          <w:color w:val="666666"/>
+          <w:sz w:val="16"/>
+        </w:rPr>
+        <w:t>Configuración del Bolus Tracking en TC Canon</w:t>
+      </w:r>
+      <w:r>
+        <w:rPr>
+          <w:b w:val="0"/>
+          <w:i w:val="0"/>
+          <w:color w:val="666666"/>
+          <w:sz w:val="16"/>
+        </w:rPr>
+        <w:tab/>
+        <w:t>Paso 2 de 11</w:t>
+      </w:r>
+    </w:p>
+    <w:tbl>
+      <w:tblPr>
+        <w:tblW w:type="auto" w:w="0"/>
+        <w:jc w:val="center"/>
+        <w:tblLayout w:type="fixed"/>
+        <w:tblCellMar>
+          <w:top w:w="28" w:type="dxa"/>
+          <w:left w:w="85" w:type="dxa"/>
+          <w:bottom w:w="0" w:type="dxa"/>
+          <w:right w:w="85" w:type="dxa"/>
+        </w:tblCellMar>
+        <w:tblLook w:firstColumn="1" w:firstRow="1" w:lastColumn="0" w:lastRow="0" w:noHBand="0" w:noVBand="1" w:val="04A0"/>
+      </w:tblPr>
+      <w:tblGrid>
+        <w:gridCol w:w="15704"/>
+      </w:tblGrid>
       <w:tr>
         <w:trPr>
-          <w:trHeight w:val="4876" w:hRule="exact"/>
+          <w:trHeight w:val="10148" w:hRule="exact"/>
         </w:trPr>
         <w:tc>
           <w:tcPr>
-            <w:tcW w:type="dxa" w:w="10772"/>
+            <w:tcW w:type="dxa" w:w="15704"/>
             <w:vAlign w:val="top"/>
           </w:tcPr>
           <w:p>
@@ -1086,7 +1156,7 @@
               </w:rPr>
               <w:drawing>
                 <wp:inline xmlns:a="http://schemas.openxmlformats.org/drawingml/2006/main" xmlns:pic="http://schemas.openxmlformats.org/drawingml/2006/picture">
-                  <wp:extent cx="4180551" cy="2351560"/>
+                  <wp:extent cx="9279111" cy="5219500"/>
                   <wp:docPr id="2" name="Picture 2"/>
                   <wp:cNvGraphicFramePr>
                     <a:graphicFrameLocks noChangeAspect="1"/>
@@ -1107,7 +1177,7 @@
                         <pic:spPr>
                           <a:xfrm>
                             <a:off x="0" y="0"/>
-                            <a:ext cx="4180551" cy="2351560"/>
+                            <a:ext cx="9279111" cy="5219500"/>
                           </a:xfrm>
                           <a:prstGeom prst="rect"/>
                         </pic:spPr>
@@ -1120,55 +1190,113 @@
           </w:p>
           <w:p>
             <w:pPr>
-              <w:spacing w:before="0" w:after="20" w:line="192" w:lineRule="exact"/>
+              <w:spacing w:before="0" w:after="20" w:line="216" w:lineRule="exact"/>
             </w:pPr>
             <w:r>
               <w:rPr>
                 <w:b w:val="0"/>
                 <w:i w:val="0"/>
                 <w:color w:val="666666"/>
-                <w:sz w:val="16"/>
+                <w:sz w:val="18"/>
               </w:rPr>
               <w:t>PASO 2 · PLANIFICACIÓN · 00:15</w:t>
             </w:r>
           </w:p>
           <w:p>
             <w:pPr>
-              <w:spacing w:before="0" w:after="20" w:line="276" w:lineRule="exact"/>
+              <w:spacing w:before="0" w:after="20" w:line="360" w:lineRule="exact"/>
             </w:pPr>
             <w:r>
               <w:rPr>
                 <w:b/>
                 <w:i w:val="0"/>
                 <w:color w:val="111111"/>
-                <w:sz w:val="23"/>
+                <w:sz w:val="30"/>
               </w:rPr>
               <w:t>Revisar el corte de prueba S y V</w:t>
             </w:r>
           </w:p>
           <w:p>
             <w:pPr>
-              <w:spacing w:before="0" w:after="0" w:line="228" w:lineRule="exact"/>
+              <w:spacing w:before="0" w:after="0" w:line="276" w:lineRule="exact"/>
             </w:pPr>
             <w:r>
               <w:rPr>
                 <w:b w:val="0"/>
                 <w:i w:val="0"/>
                 <w:color w:val="222222"/>
-                <w:sz w:val="19"/>
+                <w:sz w:val="23"/>
               </w:rPr>
               <w:t>El corte de prueba se denomina S&amp;V (Scan &amp; View) en la lista de secuencias y se utiliza para colocar de forma precisa la Región de Interés (ROI).</w:t>
             </w:r>
           </w:p>
         </w:tc>
       </w:tr>
+    </w:tbl>
+    <w:p>
+      <w:pPr>
+        <w:sectPr>
+          <w:pgSz w:w="16838" w:h="11906" w:orient="landscape"/>
+          <w:pgMar w:top="567" w:right="567" w:bottom="567" w:left="567" w:header="283" w:footer="283" w:gutter="0"/>
+          <w:cols w:space="720"/>
+          <w:docGrid w:linePitch="360"/>
+        </w:sectPr>
+      </w:pPr>
+    </w:p>
+    <w:p>
+      <w:pPr>
+        <w:pageBreakBefore w:val="0"/>
+        <w:pBdr>
+          <w:bottom w:val="single" w:sz="4" w:space="2" w:color="BBBBBB"/>
+        </w:pBdr>
+        <w:tabs>
+          <w:tab w:pos="15704" w:val="right"/>
+        </w:tabs>
+        <w:spacing w:before="0" w:after="80" w:line="192" w:lineRule="exact"/>
+      </w:pPr>
+      <w:r>
+        <w:rPr>
+          <w:b w:val="0"/>
+          <w:i w:val="0"/>
+          <w:color w:val="666666"/>
+          <w:sz w:val="16"/>
+        </w:rPr>
+        <w:t>Configuración del Bolus Tracking en TC Canon</w:t>
+      </w:r>
+      <w:r>
+        <w:rPr>
+          <w:b w:val="0"/>
+          <w:i w:val="0"/>
+          <w:color w:val="666666"/>
+          <w:sz w:val="16"/>
+        </w:rPr>
+        <w:tab/>
+        <w:t>Paso 3 de 11</w:t>
+      </w:r>
+    </w:p>
+    <w:tbl>
+      <w:tblPr>
+        <w:tblW w:type="auto" w:w="0"/>
+        <w:jc w:val="center"/>
+        <w:tblLayout w:type="fixed"/>
+        <w:tblCellMar>
+          <w:top w:w="28" w:type="dxa"/>
+          <w:left w:w="85" w:type="dxa"/>
+          <w:bottom w:w="0" w:type="dxa"/>
+          <w:right w:w="85" w:type="dxa"/>
+        </w:tblCellMar>
+        <w:tblLook w:firstColumn="1" w:firstRow="1" w:lastColumn="0" w:lastRow="0" w:noHBand="0" w:noVBand="1" w:val="04A0"/>
+      </w:tblPr>
+      <w:tblGrid>
+        <w:gridCol w:w="15704"/>
+      </w:tblGrid>
       <w:tr>
         <w:trPr>
-          <w:trHeight w:val="4876" w:hRule="exact"/>
+          <w:trHeight w:val="10148" w:hRule="exact"/>
         </w:trPr>
         <w:tc>
           <w:tcPr>
-            <w:tcW w:type="dxa" w:w="10772"/>
+            <w:tcW w:type="dxa" w:w="15704"/>
             <w:vAlign w:val="top"/>
           </w:tcPr>
           <w:p>
@@ -1185,7 +1313,7 @@
               </w:rPr>
               <w:drawing>
                 <wp:inline xmlns:a="http://schemas.openxmlformats.org/drawingml/2006/main" xmlns:pic="http://schemas.openxmlformats.org/drawingml/2006/picture">
-                  <wp:extent cx="4180551" cy="2351560"/>
+                  <wp:extent cx="9279111" cy="5219500"/>
                   <wp:docPr id="3" name="Picture 3"/>
                   <wp:cNvGraphicFramePr>
                     <a:graphicFrameLocks noChangeAspect="1"/>
@@ -1206,7 +1334,7 @@
                         <pic:spPr>
                           <a:xfrm>
                             <a:off x="0" y="0"/>
-                            <a:ext cx="4180551" cy="2351560"/>
+                            <a:ext cx="9279111" cy="5219500"/>
                           </a:xfrm>
                           <a:prstGeom prst="rect"/>
                         </pic:spPr>
@@ -1219,42 +1347,42 @@
           </w:p>
           <w:p>
             <w:pPr>
-              <w:spacing w:before="0" w:after="20" w:line="192" w:lineRule="exact"/>
+              <w:spacing w:before="0" w:after="20" w:line="216" w:lineRule="exact"/>
             </w:pPr>
             <w:r>
               <w:rPr>
                 <w:b w:val="0"/>
                 <w:i w:val="0"/>
                 <w:color w:val="666666"/>
-                <w:sz w:val="16"/>
+                <w:sz w:val="18"/>
               </w:rPr>
               <w:t>PASO 3 · PLANIFICACIÓN · 01:00</w:t>
             </w:r>
           </w:p>
           <w:p>
             <w:pPr>
-              <w:spacing w:before="0" w:after="20" w:line="276" w:lineRule="exact"/>
+              <w:spacing w:before="0" w:after="20" w:line="360" w:lineRule="exact"/>
             </w:pPr>
             <w:r>
               <w:rPr>
                 <w:b/>
                 <w:i w:val="0"/>
                 <w:color w:val="111111"/>
-                <w:sz w:val="23"/>
+                <w:sz w:val="30"/>
               </w:rPr>
               <w:t>Ubicación del ROI en angio-TEP</w:t>
             </w:r>
           </w:p>
           <w:p>
             <w:pPr>
-              <w:spacing w:before="0" w:after="0" w:line="228" w:lineRule="exact"/>
+              <w:spacing w:before="0" w:after="0" w:line="276" w:lineRule="exact"/>
             </w:pPr>
             <w:r>
               <w:rPr>
                 <w:b w:val="0"/>
                 <w:i w:val="0"/>
                 <w:color w:val="222222"/>
-                <w:sz w:val="19"/>
+                <w:sz w:val="23"/>
               </w:rPr>
               <w:t>Para un estudio angio-TEP, el instructor indica posicionar el ROI en el tronco pulmonar, idealmente al 50% de la luz del vaso.</w:t>
             </w:r>
@@ -1264,12 +1392,22 @@
     </w:tbl>
     <w:p>
       <w:pPr>
-        <w:pageBreakBefore/>
+        <w:sectPr>
+          <w:pgSz w:w="16838" w:h="11906" w:orient="landscape"/>
+          <w:pgMar w:top="567" w:right="567" w:bottom="567" w:left="567" w:header="283" w:footer="283" w:gutter="0"/>
+          <w:cols w:space="720"/>
+          <w:docGrid w:linePitch="360"/>
+        </w:sectPr>
+      </w:pPr>
+    </w:p>
+    <w:p>
+      <w:pPr>
+        <w:pageBreakBefore w:val="0"/>
         <w:pBdr>
           <w:bottom w:val="single" w:sz="4" w:space="2" w:color="BBBBBB"/>
         </w:pBdr>
         <w:tabs>
-          <w:tab w:pos="10772" w:val="right"/>
+          <w:tab w:pos="15704" w:val="right"/>
         </w:tabs>
         <w:spacing w:before="0" w:after="80" w:line="192" w:lineRule="exact"/>
       </w:pPr>
@@ -1290,7 +1428,7 @@
           <w:sz w:val="16"/>
         </w:rPr>
         <w:tab/>
-        <w:t>Pasos 4–6 de 11</w:t>
+        <w:t>Paso 4 de 11</w:t>
       </w:r>
     </w:p>
     <w:tbl>
@@ -1307,15 +1445,15 @@
         <w:tblLook w:firstColumn="1" w:firstRow="1" w:lastColumn="0" w:lastRow="0" w:noHBand="0" w:noVBand="1" w:val="04A0"/>
       </w:tblPr>
       <w:tblGrid>
-        <w:gridCol w:w="10772"/>
+        <w:gridCol w:w="15704"/>
       </w:tblGrid>
       <w:tr>
         <w:trPr>
-          <w:trHeight w:val="4876" w:hRule="exact"/>
+          <w:trHeight w:val="10148" w:hRule="exact"/>
         </w:trPr>
         <w:tc>
           <w:tcPr>
-            <w:tcW w:type="dxa" w:w="10772"/>
+            <w:tcW w:type="dxa" w:w="15704"/>
             <w:vAlign w:val="top"/>
           </w:tcPr>
           <w:p>
@@ -1332,7 +1470,7 @@
               </w:rPr>
               <w:drawing>
                 <wp:inline xmlns:a="http://schemas.openxmlformats.org/drawingml/2006/main" xmlns:pic="http://schemas.openxmlformats.org/drawingml/2006/picture">
-                  <wp:extent cx="4180551" cy="2351560"/>
+                  <wp:extent cx="9279111" cy="5219500"/>
                   <wp:docPr id="4" name="Picture 4"/>
                   <wp:cNvGraphicFramePr>
                     <a:graphicFrameLocks noChangeAspect="1"/>
@@ -1353,7 +1491,7 @@
                         <pic:spPr>
                           <a:xfrm>
                             <a:off x="0" y="0"/>
-                            <a:ext cx="4180551" cy="2351560"/>
+                            <a:ext cx="9279111" cy="5219500"/>
                           </a:xfrm>
                           <a:prstGeom prst="rect"/>
                         </pic:spPr>
@@ -1366,55 +1504,113 @@
           </w:p>
           <w:p>
             <w:pPr>
-              <w:spacing w:before="0" w:after="20" w:line="192" w:lineRule="exact"/>
+              <w:spacing w:before="0" w:after="20" w:line="216" w:lineRule="exact"/>
             </w:pPr>
             <w:r>
               <w:rPr>
                 <w:b w:val="0"/>
                 <w:i w:val="0"/>
                 <w:color w:val="666666"/>
-                <w:sz w:val="16"/>
+                <w:sz w:val="18"/>
               </w:rPr>
               <w:t>PASO 4 · CONFIGURACIÓN DE SURESTART · 01:38</w:t>
             </w:r>
           </w:p>
           <w:p>
             <w:pPr>
-              <w:spacing w:before="0" w:after="20" w:line="276" w:lineRule="exact"/>
+              <w:spacing w:before="0" w:after="20" w:line="360" w:lineRule="exact"/>
             </w:pPr>
             <w:r>
               <w:rPr>
                 <w:b/>
                 <w:i w:val="0"/>
                 <w:color w:val="111111"/>
-                <w:sz w:val="23"/>
+                <w:sz w:val="30"/>
               </w:rPr>
               <w:t>Acceder a SureStart Setup</w:t>
             </w:r>
           </w:p>
           <w:p>
             <w:pPr>
-              <w:spacing w:before="0" w:after="0" w:line="228" w:lineRule="exact"/>
+              <w:spacing w:before="0" w:after="0" w:line="276" w:lineRule="exact"/>
             </w:pPr>
             <w:r>
               <w:rPr>
                 <w:b w:val="0"/>
                 <w:i w:val="0"/>
                 <w:color w:val="222222"/>
-                <w:sz w:val="19"/>
+                <w:sz w:val="23"/>
               </w:rPr>
               <w:t>Dentro de la pestaña 'Scan Details', se presiona el botón 'SureStart Setup' para configurar los parámetros de umbral y modo del Bolus Tracking.</w:t>
             </w:r>
           </w:p>
         </w:tc>
       </w:tr>
+    </w:tbl>
+    <w:p>
+      <w:pPr>
+        <w:sectPr>
+          <w:pgSz w:w="16838" w:h="11906" w:orient="landscape"/>
+          <w:pgMar w:top="567" w:right="567" w:bottom="567" w:left="567" w:header="283" w:footer="283" w:gutter="0"/>
+          <w:cols w:space="720"/>
+          <w:docGrid w:linePitch="360"/>
+        </w:sectPr>
+      </w:pPr>
+    </w:p>
+    <w:p>
+      <w:pPr>
+        <w:pageBreakBefore w:val="0"/>
+        <w:pBdr>
+          <w:bottom w:val="single" w:sz="4" w:space="2" w:color="BBBBBB"/>
+        </w:pBdr>
+        <w:tabs>
+          <w:tab w:pos="15704" w:val="right"/>
+        </w:tabs>
+        <w:spacing w:before="0" w:after="80" w:line="192" w:lineRule="exact"/>
+      </w:pPr>
+      <w:r>
+        <w:rPr>
+          <w:b w:val="0"/>
+          <w:i w:val="0"/>
+          <w:color w:val="666666"/>
+          <w:sz w:val="16"/>
+        </w:rPr>
+        <w:t>Configuración del Bolus Tracking en TC Canon</w:t>
+      </w:r>
+      <w:r>
+        <w:rPr>
+          <w:b w:val="0"/>
+          <w:i w:val="0"/>
+          <w:color w:val="666666"/>
+          <w:sz w:val="16"/>
+        </w:rPr>
+        <w:tab/>
+        <w:t>Paso 5 de 11</w:t>
+      </w:r>
+    </w:p>
+    <w:tbl>
+      <w:tblPr>
+        <w:tblW w:type="auto" w:w="0"/>
+        <w:jc w:val="center"/>
+        <w:tblLayout w:type="fixed"/>
+        <w:tblCellMar>
+          <w:top w:w="28" w:type="dxa"/>
+          <w:left w:w="85" w:type="dxa"/>
+          <w:bottom w:w="0" w:type="dxa"/>
+          <w:right w:w="85" w:type="dxa"/>
+        </w:tblCellMar>
+        <w:tblLook w:firstColumn="1" w:firstRow="1" w:lastColumn="0" w:lastRow="0" w:noHBand="0" w:noVBand="1" w:val="04A0"/>
+      </w:tblPr>
+      <w:tblGrid>
+        <w:gridCol w:w="15704"/>
+      </w:tblGrid>
       <w:tr>
         <w:trPr>
-          <w:trHeight w:val="4876" w:hRule="exact"/>
+          <w:trHeight w:val="10148" w:hRule="exact"/>
         </w:trPr>
         <w:tc>
           <w:tcPr>
-            <w:tcW w:type="dxa" w:w="10772"/>
+            <w:tcW w:type="dxa" w:w="15704"/>
             <w:vAlign w:val="top"/>
           </w:tcPr>
           <w:p>
@@ -1431,7 +1627,7 @@
               </w:rPr>
               <w:drawing>
                 <wp:inline xmlns:a="http://schemas.openxmlformats.org/drawingml/2006/main" xmlns:pic="http://schemas.openxmlformats.org/drawingml/2006/picture">
-                  <wp:extent cx="4180551" cy="2351560"/>
+                  <wp:extent cx="9279111" cy="5219500"/>
                   <wp:docPr id="5" name="Picture 5"/>
                   <wp:cNvGraphicFramePr>
                     <a:graphicFrameLocks noChangeAspect="1"/>
@@ -1452,7 +1648,7 @@
                         <pic:spPr>
                           <a:xfrm>
                             <a:off x="0" y="0"/>
-                            <a:ext cx="4180551" cy="2351560"/>
+                            <a:ext cx="9279111" cy="5219500"/>
                           </a:xfrm>
                           <a:prstGeom prst="rect"/>
                         </pic:spPr>
@@ -1465,55 +1661,113 @@
           </w:p>
           <w:p>
             <w:pPr>
-              <w:spacing w:before="0" w:after="20" w:line="192" w:lineRule="exact"/>
+              <w:spacing w:before="0" w:after="20" w:line="216" w:lineRule="exact"/>
             </w:pPr>
             <w:r>
               <w:rPr>
                 <w:b w:val="0"/>
                 <w:i w:val="0"/>
                 <w:color w:val="666666"/>
-                <w:sz w:val="16"/>
+                <w:sz w:val="18"/>
               </w:rPr>
               <w:t>PASO 5 · CONFIGURACIÓN DE SURESTART · 01:45</w:t>
             </w:r>
           </w:p>
           <w:p>
             <w:pPr>
-              <w:spacing w:before="0" w:after="20" w:line="276" w:lineRule="exact"/>
+              <w:spacing w:before="0" w:after="20" w:line="360" w:lineRule="exact"/>
             </w:pPr>
             <w:r>
               <w:rPr>
                 <w:b/>
                 <w:i w:val="0"/>
                 <w:color w:val="111111"/>
-                <w:sz w:val="23"/>
+                <w:sz w:val="30"/>
               </w:rPr>
               <w:t>Configurar el umbral en automático</w:t>
             </w:r>
           </w:p>
           <w:p>
             <w:pPr>
-              <w:spacing w:before="0" w:after="0" w:line="228" w:lineRule="exact"/>
+              <w:spacing w:before="0" w:after="0" w:line="276" w:lineRule="exact"/>
             </w:pPr>
             <w:r>
               <w:rPr>
                 <w:b w:val="0"/>
                 <w:i w:val="0"/>
                 <w:color w:val="222222"/>
-                <w:sz w:val="19"/>
+                <w:sz w:val="23"/>
               </w:rPr>
               <w:t>Se selecciona el modo 'Auto' en 'Threshold Setting' con un valor 'Start ROI 1' de 180 HU para que el equipo gatille automáticamente al alcanzar este realce.</w:t>
             </w:r>
           </w:p>
         </w:tc>
       </w:tr>
+    </w:tbl>
+    <w:p>
+      <w:pPr>
+        <w:sectPr>
+          <w:pgSz w:w="16838" w:h="11906" w:orient="landscape"/>
+          <w:pgMar w:top="567" w:right="567" w:bottom="567" w:left="567" w:header="283" w:footer="283" w:gutter="0"/>
+          <w:cols w:space="720"/>
+          <w:docGrid w:linePitch="360"/>
+        </w:sectPr>
+      </w:pPr>
+    </w:p>
+    <w:p>
+      <w:pPr>
+        <w:pageBreakBefore w:val="0"/>
+        <w:pBdr>
+          <w:bottom w:val="single" w:sz="4" w:space="2" w:color="BBBBBB"/>
+        </w:pBdr>
+        <w:tabs>
+          <w:tab w:pos="15704" w:val="right"/>
+        </w:tabs>
+        <w:spacing w:before="0" w:after="80" w:line="192" w:lineRule="exact"/>
+      </w:pPr>
+      <w:r>
+        <w:rPr>
+          <w:b w:val="0"/>
+          <w:i w:val="0"/>
+          <w:color w:val="666666"/>
+          <w:sz w:val="16"/>
+        </w:rPr>
+        <w:t>Configuración del Bolus Tracking en TC Canon</w:t>
+      </w:r>
+      <w:r>
+        <w:rPr>
+          <w:b w:val="0"/>
+          <w:i w:val="0"/>
+          <w:color w:val="666666"/>
+          <w:sz w:val="16"/>
+        </w:rPr>
+        <w:tab/>
+        <w:t>Paso 6 de 11</w:t>
+      </w:r>
+    </w:p>
+    <w:tbl>
+      <w:tblPr>
+        <w:tblW w:type="auto" w:w="0"/>
+        <w:jc w:val="center"/>
+        <w:tblLayout w:type="fixed"/>
+        <w:tblCellMar>
+          <w:top w:w="28" w:type="dxa"/>
+          <w:left w:w="85" w:type="dxa"/>
+          <w:bottom w:w="0" w:type="dxa"/>
+          <w:right w:w="85" w:type="dxa"/>
+        </w:tblCellMar>
+        <w:tblLook w:firstColumn="1" w:firstRow="1" w:lastColumn="0" w:lastRow="0" w:noHBand="0" w:noVBand="1" w:val="04A0"/>
+      </w:tblPr>
+      <w:tblGrid>
+        <w:gridCol w:w="15704"/>
+      </w:tblGrid>
       <w:tr>
         <w:trPr>
-          <w:trHeight w:val="4876" w:hRule="exact"/>
+          <w:trHeight w:val="10148" w:hRule="exact"/>
         </w:trPr>
         <w:tc>
           <w:tcPr>
-            <w:tcW w:type="dxa" w:w="10772"/>
+            <w:tcW w:type="dxa" w:w="15704"/>
             <w:vAlign w:val="top"/>
           </w:tcPr>
           <w:p>
@@ -1530,7 +1784,7 @@
               </w:rPr>
               <w:drawing>
                 <wp:inline xmlns:a="http://schemas.openxmlformats.org/drawingml/2006/main" xmlns:pic="http://schemas.openxmlformats.org/drawingml/2006/picture">
-                  <wp:extent cx="4180551" cy="2351560"/>
+                  <wp:extent cx="9279111" cy="5219500"/>
                   <wp:docPr id="6" name="Picture 6"/>
                   <wp:cNvGraphicFramePr>
                     <a:graphicFrameLocks noChangeAspect="1"/>
@@ -1551,7 +1805,7 @@
                         <pic:spPr>
                           <a:xfrm>
                             <a:off x="0" y="0"/>
-                            <a:ext cx="4180551" cy="2351560"/>
+                            <a:ext cx="9279111" cy="5219500"/>
                           </a:xfrm>
                           <a:prstGeom prst="rect"/>
                         </pic:spPr>
@@ -1564,42 +1818,42 @@
           </w:p>
           <w:p>
             <w:pPr>
-              <w:spacing w:before="0" w:after="20" w:line="192" w:lineRule="exact"/>
+              <w:spacing w:before="0" w:after="20" w:line="216" w:lineRule="exact"/>
             </w:pPr>
             <w:r>
               <w:rPr>
                 <w:b w:val="0"/>
                 <w:i w:val="0"/>
                 <w:color w:val="666666"/>
-                <w:sz w:val="16"/>
+                <w:sz w:val="18"/>
               </w:rPr>
               <w:t>PASO 6 · CONFIGURACIÓN DE SURESTART · 02:04</w:t>
             </w:r>
           </w:p>
           <w:p>
             <w:pPr>
-              <w:spacing w:before="0" w:after="20" w:line="276" w:lineRule="exact"/>
+              <w:spacing w:before="0" w:after="20" w:line="360" w:lineRule="exact"/>
             </w:pPr>
             <w:r>
               <w:rPr>
                 <w:b/>
                 <w:i w:val="0"/>
                 <w:color w:val="111111"/>
-                <w:sz w:val="23"/>
+                <w:sz w:val="30"/>
               </w:rPr>
               <w:t>Ajustar el modo de barrido intermitente</w:t>
             </w:r>
           </w:p>
           <w:p>
             <w:pPr>
-              <w:spacing w:before="0" w:after="0" w:line="228" w:lineRule="exact"/>
+              <w:spacing w:before="0" w:after="0" w:line="276" w:lineRule="exact"/>
             </w:pPr>
             <w:r>
               <w:rPr>
                 <w:b w:val="0"/>
                 <w:i w:val="0"/>
                 <w:color w:val="222222"/>
-                <w:sz w:val="19"/>
+                <w:sz w:val="23"/>
               </w:rPr>
               <w:t>Se activa la casilla 'Intermittent' con un 'Interval' de 2.0 Sec. para sensar el realce a intervalos regulares y optimizar la dosis.</w:t>
             </w:r>
@@ -1609,12 +1863,22 @@
     </w:tbl>
     <w:p>
       <w:pPr>
-        <w:pageBreakBefore/>
+        <w:sectPr>
+          <w:pgSz w:w="16838" w:h="11906" w:orient="landscape"/>
+          <w:pgMar w:top="567" w:right="567" w:bottom="567" w:left="567" w:header="283" w:footer="283" w:gutter="0"/>
+          <w:cols w:space="720"/>
+          <w:docGrid w:linePitch="360"/>
+        </w:sectPr>
+      </w:pPr>
+    </w:p>
+    <w:p>
+      <w:pPr>
+        <w:pageBreakBefore w:val="0"/>
         <w:pBdr>
           <w:bottom w:val="single" w:sz="4" w:space="2" w:color="BBBBBB"/>
         </w:pBdr>
         <w:tabs>
-          <w:tab w:pos="10772" w:val="right"/>
+          <w:tab w:pos="15704" w:val="right"/>
         </w:tabs>
         <w:spacing w:before="0" w:after="80" w:line="192" w:lineRule="exact"/>
       </w:pPr>
@@ -1635,7 +1899,7 @@
           <w:sz w:val="16"/>
         </w:rPr>
         <w:tab/>
-        <w:t>Pasos 7–9 de 11</w:t>
+        <w:t>Paso 7 de 11</w:t>
       </w:r>
     </w:p>
     <w:tbl>
@@ -1652,15 +1916,15 @@
         <w:tblLook w:firstColumn="1" w:firstRow="1" w:lastColumn="0" w:lastRow="0" w:noHBand="0" w:noVBand="1" w:val="04A0"/>
       </w:tblPr>
       <w:tblGrid>
-        <w:gridCol w:w="10772"/>
+        <w:gridCol w:w="15704"/>
       </w:tblGrid>
       <w:tr>
         <w:trPr>
-          <w:trHeight w:val="4876" w:hRule="exact"/>
+          <w:trHeight w:val="10148" w:hRule="exact"/>
         </w:trPr>
         <w:tc>
           <w:tcPr>
-            <w:tcW w:type="dxa" w:w="10772"/>
+            <w:tcW w:type="dxa" w:w="15704"/>
             <w:vAlign w:val="top"/>
           </w:tcPr>
           <w:p>
@@ -1677,7 +1941,7 @@
               </w:rPr>
               <w:drawing>
                 <wp:inline xmlns:a="http://schemas.openxmlformats.org/drawingml/2006/main" xmlns:pic="http://schemas.openxmlformats.org/drawingml/2006/picture">
-                  <wp:extent cx="4180551" cy="2351560"/>
+                  <wp:extent cx="9279111" cy="5219500"/>
                   <wp:docPr id="7" name="Picture 7"/>
                   <wp:cNvGraphicFramePr>
                     <a:graphicFrameLocks noChangeAspect="1"/>
@@ -1698,7 +1962,7 @@
                         <pic:spPr>
                           <a:xfrm>
                             <a:off x="0" y="0"/>
-                            <a:ext cx="4180551" cy="2351560"/>
+                            <a:ext cx="9279111" cy="5219500"/>
                           </a:xfrm>
                           <a:prstGeom prst="rect"/>
                         </pic:spPr>
@@ -1711,55 +1975,113 @@
           </w:p>
           <w:p>
             <w:pPr>
-              <w:spacing w:before="0" w:after="20" w:line="192" w:lineRule="exact"/>
+              <w:spacing w:before="0" w:after="20" w:line="216" w:lineRule="exact"/>
             </w:pPr>
             <w:r>
               <w:rPr>
                 <w:b w:val="0"/>
                 <w:i w:val="0"/>
                 <w:color w:val="666666"/>
-                <w:sz w:val="16"/>
+                <w:sz w:val="18"/>
               </w:rPr>
               <w:t>PASO 7 · CONFIGURACIÓN DE SURESTART · 02:12</w:t>
             </w:r>
           </w:p>
           <w:p>
             <w:pPr>
-              <w:spacing w:before="0" w:after="20" w:line="276" w:lineRule="exact"/>
+              <w:spacing w:before="0" w:after="20" w:line="360" w:lineRule="exact"/>
             </w:pPr>
             <w:r>
               <w:rPr>
                 <w:b/>
                 <w:i w:val="0"/>
                 <w:color w:val="111111"/>
-                <w:sz w:val="23"/>
+                <w:sz w:val="30"/>
               </w:rPr>
               <w:t>Configurar el retraso inicial Wait</w:t>
             </w:r>
           </w:p>
           <w:p>
             <w:pPr>
-              <w:spacing w:before="0" w:after="0" w:line="228" w:lineRule="exact"/>
+              <w:spacing w:before="0" w:after="0" w:line="276" w:lineRule="exact"/>
             </w:pPr>
             <w:r>
               <w:rPr>
                 <w:b w:val="0"/>
                 <w:i w:val="0"/>
                 <w:color w:val="222222"/>
-                <w:sz w:val="19"/>
+                <w:sz w:val="23"/>
               </w:rPr>
               <w:t>Se define un tiempo de espera 'Wait' de 10.0 segundos en la secuencia 4 (SureStart) antes de comenzar los barridos de monitoreo del Bolus Tracking.</w:t>
             </w:r>
           </w:p>
         </w:tc>
       </w:tr>
+    </w:tbl>
+    <w:p>
+      <w:pPr>
+        <w:sectPr>
+          <w:pgSz w:w="16838" w:h="11906" w:orient="landscape"/>
+          <w:pgMar w:top="567" w:right="567" w:bottom="567" w:left="567" w:header="283" w:footer="283" w:gutter="0"/>
+          <w:cols w:space="720"/>
+          <w:docGrid w:linePitch="360"/>
+        </w:sectPr>
+      </w:pPr>
+    </w:p>
+    <w:p>
+      <w:pPr>
+        <w:pageBreakBefore w:val="0"/>
+        <w:pBdr>
+          <w:bottom w:val="single" w:sz="4" w:space="2" w:color="BBBBBB"/>
+        </w:pBdr>
+        <w:tabs>
+          <w:tab w:pos="15704" w:val="right"/>
+        </w:tabs>
+        <w:spacing w:before="0" w:after="80" w:line="192" w:lineRule="exact"/>
+      </w:pPr>
+      <w:r>
+        <w:rPr>
+          <w:b w:val="0"/>
+          <w:i w:val="0"/>
+          <w:color w:val="666666"/>
+          <w:sz w:val="16"/>
+        </w:rPr>
+        <w:t>Configuración del Bolus Tracking en TC Canon</w:t>
+      </w:r>
+      <w:r>
+        <w:rPr>
+          <w:b w:val="0"/>
+          <w:i w:val="0"/>
+          <w:color w:val="666666"/>
+          <w:sz w:val="16"/>
+        </w:rPr>
+        <w:tab/>
+        <w:t>Paso 8 de 11</w:t>
+      </w:r>
+    </w:p>
+    <w:tbl>
+      <w:tblPr>
+        <w:tblW w:type="auto" w:w="0"/>
+        <w:jc w:val="center"/>
+        <w:tblLayout w:type="fixed"/>
+        <w:tblCellMar>
+          <w:top w:w="28" w:type="dxa"/>
+          <w:left w:w="85" w:type="dxa"/>
+          <w:bottom w:w="0" w:type="dxa"/>
+          <w:right w:w="85" w:type="dxa"/>
+        </w:tblCellMar>
+        <w:tblLook w:firstColumn="1" w:firstRow="1" w:lastColumn="0" w:lastRow="0" w:noHBand="0" w:noVBand="1" w:val="04A0"/>
+      </w:tblPr>
+      <w:tblGrid>
+        <w:gridCol w:w="15704"/>
+      </w:tblGrid>
       <w:tr>
         <w:trPr>
-          <w:trHeight w:val="4876" w:hRule="exact"/>
+          <w:trHeight w:val="10148" w:hRule="exact"/>
         </w:trPr>
         <w:tc>
           <w:tcPr>
-            <w:tcW w:type="dxa" w:w="10772"/>
+            <w:tcW w:type="dxa" w:w="15704"/>
             <w:vAlign w:val="top"/>
           </w:tcPr>
           <w:p>
@@ -1776,7 +2098,7 @@
               </w:rPr>
               <w:drawing>
                 <wp:inline xmlns:a="http://schemas.openxmlformats.org/drawingml/2006/main" xmlns:pic="http://schemas.openxmlformats.org/drawingml/2006/picture">
-                  <wp:extent cx="4180551" cy="2351560"/>
+                  <wp:extent cx="9279111" cy="5219500"/>
                   <wp:docPr id="8" name="Picture 8"/>
                   <wp:cNvGraphicFramePr>
                     <a:graphicFrameLocks noChangeAspect="1"/>
@@ -1797,7 +2119,7 @@
                         <pic:spPr>
                           <a:xfrm>
                             <a:off x="0" y="0"/>
-                            <a:ext cx="4180551" cy="2351560"/>
+                            <a:ext cx="9279111" cy="5219500"/>
                           </a:xfrm>
                           <a:prstGeom prst="rect"/>
                         </pic:spPr>
@@ -1810,55 +2132,113 @@
           </w:p>
           <w:p>
             <w:pPr>
-              <w:spacing w:before="0" w:after="20" w:line="192" w:lineRule="exact"/>
+              <w:spacing w:before="0" w:after="20" w:line="216" w:lineRule="exact"/>
             </w:pPr>
             <w:r>
               <w:rPr>
                 <w:b w:val="0"/>
                 <w:i w:val="0"/>
                 <w:color w:val="666666"/>
-                <w:sz w:val="16"/>
+                <w:sz w:val="18"/>
               </w:rPr>
               <w:t>PASO 8 · CONFIGURACIÓN DE SURESTART · 02:37</w:t>
             </w:r>
           </w:p>
           <w:p>
             <w:pPr>
-              <w:spacing w:before="0" w:after="20" w:line="276" w:lineRule="exact"/>
+              <w:spacing w:before="0" w:after="20" w:line="360" w:lineRule="exact"/>
             </w:pPr>
             <w:r>
               <w:rPr>
                 <w:b/>
                 <w:i w:val="0"/>
                 <w:color w:val="111111"/>
-                <w:sz w:val="23"/>
+                <w:sz w:val="30"/>
               </w:rPr>
               <w:t>Configurar umbral de pre-monitoreo</w:t>
             </w:r>
           </w:p>
           <w:p>
             <w:pPr>
-              <w:spacing w:before="0" w:after="0" w:line="228" w:lineRule="exact"/>
+              <w:spacing w:before="0" w:after="0" w:line="276" w:lineRule="exact"/>
             </w:pPr>
             <w:r>
               <w:rPr>
                 <w:b w:val="0"/>
                 <w:i w:val="0"/>
                 <w:color w:val="222222"/>
-                <w:sz w:val="19"/>
+                <w:sz w:val="23"/>
               </w:rPr>
               <w:t>Se puede definir un valor intermedio de pre-monitoreo ingresando un valor numérico en 'Start ROI 1' (se muestra vacío) para controlar la transición del monitoreo.</w:t>
             </w:r>
           </w:p>
         </w:tc>
       </w:tr>
+    </w:tbl>
+    <w:p>
+      <w:pPr>
+        <w:sectPr>
+          <w:pgSz w:w="16838" w:h="11906" w:orient="landscape"/>
+          <w:pgMar w:top="567" w:right="567" w:bottom="567" w:left="567" w:header="283" w:footer="283" w:gutter="0"/>
+          <w:cols w:space="720"/>
+          <w:docGrid w:linePitch="360"/>
+        </w:sectPr>
+      </w:pPr>
+    </w:p>
+    <w:p>
+      <w:pPr>
+        <w:pageBreakBefore w:val="0"/>
+        <w:pBdr>
+          <w:bottom w:val="single" w:sz="4" w:space="2" w:color="BBBBBB"/>
+        </w:pBdr>
+        <w:tabs>
+          <w:tab w:pos="15704" w:val="right"/>
+        </w:tabs>
+        <w:spacing w:before="0" w:after="80" w:line="192" w:lineRule="exact"/>
+      </w:pPr>
+      <w:r>
+        <w:rPr>
+          <w:b w:val="0"/>
+          <w:i w:val="0"/>
+          <w:color w:val="666666"/>
+          <w:sz w:val="16"/>
+        </w:rPr>
+        <w:t>Configuración del Bolus Tracking en TC Canon</w:t>
+      </w:r>
+      <w:r>
+        <w:rPr>
+          <w:b w:val="0"/>
+          <w:i w:val="0"/>
+          <w:color w:val="666666"/>
+          <w:sz w:val="16"/>
+        </w:rPr>
+        <w:tab/>
+        <w:t>Paso 9 de 11</w:t>
+      </w:r>
+    </w:p>
+    <w:tbl>
+      <w:tblPr>
+        <w:tblW w:type="auto" w:w="0"/>
+        <w:jc w:val="center"/>
+        <w:tblLayout w:type="fixed"/>
+        <w:tblCellMar>
+          <w:top w:w="28" w:type="dxa"/>
+          <w:left w:w="85" w:type="dxa"/>
+          <w:bottom w:w="0" w:type="dxa"/>
+          <w:right w:w="85" w:type="dxa"/>
+        </w:tblCellMar>
+        <w:tblLook w:firstColumn="1" w:firstRow="1" w:lastColumn="0" w:lastRow="0" w:noHBand="0" w:noVBand="1" w:val="04A0"/>
+      </w:tblPr>
+      <w:tblGrid>
+        <w:gridCol w:w="15704"/>
+      </w:tblGrid>
       <w:tr>
         <w:trPr>
-          <w:trHeight w:val="4876" w:hRule="exact"/>
+          <w:trHeight w:val="10148" w:hRule="exact"/>
         </w:trPr>
         <w:tc>
           <w:tcPr>
-            <w:tcW w:type="dxa" w:w="10772"/>
+            <w:tcW w:type="dxa" w:w="15704"/>
             <w:vAlign w:val="top"/>
           </w:tcPr>
           <w:p>
@@ -1875,7 +2255,7 @@
               </w:rPr>
               <w:drawing>
                 <wp:inline xmlns:a="http://schemas.openxmlformats.org/drawingml/2006/main" xmlns:pic="http://schemas.openxmlformats.org/drawingml/2006/picture">
-                  <wp:extent cx="4180551" cy="2351560"/>
+                  <wp:extent cx="9279111" cy="5219500"/>
                   <wp:docPr id="9" name="Picture 9"/>
                   <wp:cNvGraphicFramePr>
                     <a:graphicFrameLocks noChangeAspect="1"/>
@@ -1896,7 +2276,7 @@
                         <pic:spPr>
                           <a:xfrm>
                             <a:off x="0" y="0"/>
-                            <a:ext cx="4180551" cy="2351560"/>
+                            <a:ext cx="9279111" cy="5219500"/>
                           </a:xfrm>
                           <a:prstGeom prst="rect"/>
                         </pic:spPr>
@@ -1909,42 +2289,42 @@
           </w:p>
           <w:p>
             <w:pPr>
-              <w:spacing w:before="0" w:after="20" w:line="192" w:lineRule="exact"/>
+              <w:spacing w:before="0" w:after="20" w:line="216" w:lineRule="exact"/>
             </w:pPr>
             <w:r>
               <w:rPr>
                 <w:b w:val="0"/>
                 <w:i w:val="0"/>
                 <w:color w:val="666666"/>
-                <w:sz w:val="16"/>
+                <w:sz w:val="18"/>
               </w:rPr>
               <w:t>PASO 9 · ADQUISICIÓN DE IMAGEN · 03:30</w:t>
             </w:r>
           </w:p>
           <w:p>
             <w:pPr>
-              <w:spacing w:before="0" w:after="20" w:line="276" w:lineRule="exact"/>
+              <w:spacing w:before="0" w:after="20" w:line="360" w:lineRule="exact"/>
             </w:pPr>
             <w:r>
               <w:rPr>
                 <w:b/>
                 <w:i w:val="0"/>
                 <w:color w:val="111111"/>
-                <w:sz w:val="23"/>
+                <w:sz w:val="30"/>
               </w:rPr>
               <w:t>Configurar gatillado manual</w:t>
             </w:r>
           </w:p>
           <w:p>
             <w:pPr>
-              <w:spacing w:before="0" w:after="0" w:line="228" w:lineRule="exact"/>
+              <w:spacing w:before="0" w:after="0" w:line="276" w:lineRule="exact"/>
             </w:pPr>
             <w:r>
               <w:rPr>
                 <w:b w:val="0"/>
                 <w:i w:val="0"/>
                 <w:color w:val="222222"/>
-                <w:sz w:val="19"/>
+                <w:sz w:val="23"/>
               </w:rPr>
               <w:t>Al seleccionar la opción 'Manual' en 'Threshold Setting', se desactivan los controles automáticos para que el operador decida el disparo del escaneo de manera visual.</w:t>
             </w:r>
@@ -1954,12 +2334,22 @@
     </w:tbl>
     <w:p>
       <w:pPr>
-        <w:pageBreakBefore/>
+        <w:sectPr>
+          <w:pgSz w:w="16838" w:h="11906" w:orient="landscape"/>
+          <w:pgMar w:top="567" w:right="567" w:bottom="567" w:left="567" w:header="283" w:footer="283" w:gutter="0"/>
+          <w:cols w:space="720"/>
+          <w:docGrid w:linePitch="360"/>
+        </w:sectPr>
+      </w:pPr>
+    </w:p>
+    <w:p>
+      <w:pPr>
+        <w:pageBreakBefore w:val="0"/>
         <w:pBdr>
           <w:bottom w:val="single" w:sz="4" w:space="2" w:color="BBBBBB"/>
         </w:pBdr>
         <w:tabs>
-          <w:tab w:pos="10772" w:val="right"/>
+          <w:tab w:pos="15704" w:val="right"/>
         </w:tabs>
         <w:spacing w:before="0" w:after="80" w:line="192" w:lineRule="exact"/>
       </w:pPr>
@@ -1980,7 +2370,7 @@
           <w:sz w:val="16"/>
         </w:rPr>
         <w:tab/>
-        <w:t>Pasos 10–11 de 11</w:t>
+        <w:t>Paso 10 de 11</w:t>
       </w:r>
     </w:p>
     <w:tbl>
@@ -1997,15 +2387,15 @@
         <w:tblLook w:firstColumn="1" w:firstRow="1" w:lastColumn="0" w:lastRow="0" w:noHBand="0" w:noVBand="1" w:val="04A0"/>
       </w:tblPr>
       <w:tblGrid>
-        <w:gridCol w:w="10772"/>
+        <w:gridCol w:w="15704"/>
       </w:tblGrid>
       <w:tr>
         <w:trPr>
-          <w:trHeight w:val="4876" w:hRule="exact"/>
+          <w:trHeight w:val="10148" w:hRule="exact"/>
         </w:trPr>
         <w:tc>
           <w:tcPr>
-            <w:tcW w:type="dxa" w:w="10772"/>
+            <w:tcW w:type="dxa" w:w="15704"/>
             <w:vAlign w:val="top"/>
           </w:tcPr>
           <w:p>
@@ -2022,7 +2412,7 @@
               </w:rPr>
               <w:drawing>
                 <wp:inline xmlns:a="http://schemas.openxmlformats.org/drawingml/2006/main" xmlns:pic="http://schemas.openxmlformats.org/drawingml/2006/picture">
-                  <wp:extent cx="4180551" cy="2351560"/>
+                  <wp:extent cx="9279111" cy="5219500"/>
                   <wp:docPr id="10" name="Picture 10"/>
                   <wp:cNvGraphicFramePr>
                     <a:graphicFrameLocks noChangeAspect="1"/>
@@ -2043,7 +2433,7 @@
                         <pic:spPr>
                           <a:xfrm>
                             <a:off x="0" y="0"/>
-                            <a:ext cx="4180551" cy="2351560"/>
+                            <a:ext cx="9279111" cy="5219500"/>
                           </a:xfrm>
                           <a:prstGeom prst="rect"/>
                         </pic:spPr>
@@ -2056,55 +2446,113 @@
           </w:p>
           <w:p>
             <w:pPr>
-              <w:spacing w:before="0" w:after="20" w:line="192" w:lineRule="exact"/>
+              <w:spacing w:before="0" w:after="20" w:line="216" w:lineRule="exact"/>
             </w:pPr>
             <w:r>
               <w:rPr>
                 <w:b w:val="0"/>
                 <w:i w:val="0"/>
                 <w:color w:val="666666"/>
-                <w:sz w:val="16"/>
+                <w:sz w:val="18"/>
               </w:rPr>
               <w:t>PASO 10 · ADQUISICIÓN DE IMAGEN · 04:42</w:t>
             </w:r>
           </w:p>
           <w:p>
             <w:pPr>
-              <w:spacing w:before="0" w:after="20" w:line="276" w:lineRule="exact"/>
+              <w:spacing w:before="0" w:after="20" w:line="360" w:lineRule="exact"/>
             </w:pPr>
             <w:r>
               <w:rPr>
                 <w:b/>
                 <w:i w:val="0"/>
                 <w:color w:val="111111"/>
-                <w:sz w:val="23"/>
+                <w:sz w:val="30"/>
               </w:rPr>
               <w:t>Ajuste manual de la ROI con teclado</w:t>
             </w:r>
           </w:p>
           <w:p>
             <w:pPr>
-              <w:spacing w:before="0" w:after="0" w:line="228" w:lineRule="exact"/>
+              <w:spacing w:before="0" w:after="0" w:line="276" w:lineRule="exact"/>
             </w:pPr>
             <w:r>
               <w:rPr>
                 <w:b w:val="0"/>
                 <w:i w:val="0"/>
                 <w:color w:val="222222"/>
-                <w:sz w:val="19"/>
+                <w:sz w:val="23"/>
               </w:rPr>
               <w:t>El instructor explica que el ROI se puede reposicionar rápidamente durante el monitoreo mediante las teclas de flecha del teclado, por ejemplo, si el paciente respira y desplaza el vaso.</w:t>
             </w:r>
           </w:p>
         </w:tc>
       </w:tr>
+    </w:tbl>
+    <w:p>
+      <w:pPr>
+        <w:sectPr>
+          <w:pgSz w:w="16838" w:h="11906" w:orient="landscape"/>
+          <w:pgMar w:top="567" w:right="567" w:bottom="567" w:left="567" w:header="283" w:footer="283" w:gutter="0"/>
+          <w:cols w:space="720"/>
+          <w:docGrid w:linePitch="360"/>
+        </w:sectPr>
+      </w:pPr>
+    </w:p>
+    <w:p>
+      <w:pPr>
+        <w:pageBreakBefore w:val="0"/>
+        <w:pBdr>
+          <w:bottom w:val="single" w:sz="4" w:space="2" w:color="BBBBBB"/>
+        </w:pBdr>
+        <w:tabs>
+          <w:tab w:pos="15704" w:val="right"/>
+        </w:tabs>
+        <w:spacing w:before="0" w:after="80" w:line="192" w:lineRule="exact"/>
+      </w:pPr>
+      <w:r>
+        <w:rPr>
+          <w:b w:val="0"/>
+          <w:i w:val="0"/>
+          <w:color w:val="666666"/>
+          <w:sz w:val="16"/>
+        </w:rPr>
+        <w:t>Configuración del Bolus Tracking en TC Canon</w:t>
+      </w:r>
+      <w:r>
+        <w:rPr>
+          <w:b w:val="0"/>
+          <w:i w:val="0"/>
+          <w:color w:val="666666"/>
+          <w:sz w:val="16"/>
+        </w:rPr>
+        <w:tab/>
+        <w:t>Paso 11 de 11</w:t>
+      </w:r>
+    </w:p>
+    <w:tbl>
+      <w:tblPr>
+        <w:tblW w:type="auto" w:w="0"/>
+        <w:jc w:val="center"/>
+        <w:tblLayout w:type="fixed"/>
+        <w:tblCellMar>
+          <w:top w:w="28" w:type="dxa"/>
+          <w:left w:w="85" w:type="dxa"/>
+          <w:bottom w:w="0" w:type="dxa"/>
+          <w:right w:w="85" w:type="dxa"/>
+        </w:tblCellMar>
+        <w:tblLook w:firstColumn="1" w:firstRow="1" w:lastColumn="0" w:lastRow="0" w:noHBand="0" w:noVBand="1" w:val="04A0"/>
+      </w:tblPr>
+      <w:tblGrid>
+        <w:gridCol w:w="15704"/>
+      </w:tblGrid>
       <w:tr>
         <w:trPr>
-          <w:trHeight w:val="4876" w:hRule="exact"/>
+          <w:trHeight w:val="10148" w:hRule="exact"/>
         </w:trPr>
         <w:tc>
           <w:tcPr>
-            <w:tcW w:type="dxa" w:w="10772"/>
+            <w:tcW w:type="dxa" w:w="15704"/>
             <w:vAlign w:val="top"/>
           </w:tcPr>
           <w:p>
@@ -2121,7 +2569,7 @@
               </w:rPr>
               <w:drawing>
                 <wp:inline xmlns:a="http://schemas.openxmlformats.org/drawingml/2006/main" xmlns:pic="http://schemas.openxmlformats.org/drawingml/2006/picture">
-                  <wp:extent cx="4180551" cy="2351560"/>
+                  <wp:extent cx="9279111" cy="5219500"/>
                   <wp:docPr id="11" name="Picture 11"/>
                   <wp:cNvGraphicFramePr>
                     <a:graphicFrameLocks noChangeAspect="1"/>
@@ -2142,7 +2590,7 @@
                         <pic:spPr>
                           <a:xfrm>
                             <a:off x="0" y="0"/>
-                            <a:ext cx="4180551" cy="2351560"/>
+                            <a:ext cx="9279111" cy="5219500"/>
                           </a:xfrm>
                           <a:prstGeom prst="rect"/>
                         </pic:spPr>
@@ -2155,64 +2603,62 @@
           </w:p>
           <w:p>
             <w:pPr>
-              <w:spacing w:before="0" w:after="20" w:line="192" w:lineRule="exact"/>
+              <w:spacing w:before="0" w:after="20" w:line="216" w:lineRule="exact"/>
             </w:pPr>
             <w:r>
               <w:rPr>
                 <w:b w:val="0"/>
                 <w:i w:val="0"/>
                 <w:color w:val="666666"/>
-                <w:sz w:val="16"/>
+                <w:sz w:val="18"/>
               </w:rPr>
               <w:t>PASO 11 · ADQUISICIÓN DE IMAGEN · 05:16</w:t>
             </w:r>
           </w:p>
           <w:p>
             <w:pPr>
-              <w:spacing w:before="0" w:after="20" w:line="276" w:lineRule="exact"/>
+              <w:spacing w:before="0" w:after="20" w:line="360" w:lineRule="exact"/>
             </w:pPr>
             <w:r>
               <w:rPr>
                 <w:b/>
                 <w:i w:val="0"/>
                 <w:color w:val="111111"/>
-                <w:sz w:val="23"/>
+                <w:sz w:val="30"/>
               </w:rPr>
               <w:t>Sincronizar fase venosa</w:t>
             </w:r>
           </w:p>
           <w:p>
             <w:pPr>
-              <w:spacing w:before="0" w:after="0" w:line="228" w:lineRule="exact"/>
+              <w:spacing w:before="0" w:after="0" w:line="276" w:lineRule="exact"/>
             </w:pPr>
             <w:r>
               <w:rPr>
                 <w:b w:val="0"/>
                 <w:i w:val="0"/>
                 <w:color w:val="222222"/>
-                <w:sz w:val="19"/>
+                <w:sz w:val="23"/>
               </w:rPr>
               <w:t>Para la fase venosa (secuencia 6), se configura el campo 'Start Time' en 01:05.0 minutos para sincronizar el barrido tras la inyección.</w:t>
             </w:r>
           </w:p>
         </w:tc>
       </w:tr>
-      <w:tr>
-        <w:trPr>
-          <w:trHeight w:val="4876" w:hRule="exact"/>
-        </w:trPr>
-        <w:tc>
-          <w:tcPr>
-            <w:tcW w:type="dxa" w:w="10772"/>
-            <w:vAlign w:val="top"/>
-          </w:tcPr>
-          <w:p/>
-        </w:tc>
-      </w:tr>
     </w:tbl>
     <w:p>
       <w:pPr>
-        <w:pageBreakBefore/>
+        <w:sectPr>
+          <w:pgSz w:w="16838" w:h="11906" w:orient="landscape"/>
+          <w:pgMar w:top="567" w:right="567" w:bottom="567" w:left="567" w:header="283" w:footer="283" w:gutter="0"/>
+          <w:cols w:space="720"/>
+          <w:docGrid w:linePitch="360"/>
+        </w:sectPr>
+      </w:pPr>
+    </w:p>
+    <w:p>
+      <w:pPr>
+        <w:pageBreakBefore w:val="0"/>
         <w:pBdr>
           <w:bottom w:val="single" w:sz="4" w:space="2" w:color="BBBBBB"/>
         </w:pBdr>
@@ -4287,11 +4733,9 @@
       </w:r>
     </w:p>
     <w:sectPr>
-      <w:footerReference w:type="default" r:id="rId9"/>
       <w:pgSz w:w="11906" w:h="16838"/>
       <w:pgMar w:top="567" w:right="567" w:bottom="567" w:left="567" w:header="283" w:footer="283" w:gutter="0"/>
       <w:cols w:space="720"/>
-      <w:titlePg/>
       <w:docGrid w:linePitch="360"/>
     </w:sectPr>
   </w:body>
